--- a/Plantilla_oficioremision.docx
+++ b/Plantilla_oficioremision.docx
@@ -187,18 +187,7 @@
           <w:sz w:val="20"/>
           <w:szCs w:val="20"/>
         </w:rPr>
-        <w:t>AYUNTAMIENTO DE</w:t>
-      </w:r>
-      <w:r>
-        <w:rPr>
-          <w:rFonts w:ascii="Verdana" w:eastAsia="Verdana" w:hAnsi="Verdana" w:cs="Verdana"/>
-          <w:b/>
-          <w:bCs/>
-          <w:color w:val="000000"/>
-          <w:sz w:val="20"/>
-          <w:szCs w:val="20"/>
-        </w:rPr>
-        <w:t xml:space="preserve"> {{municipio}}</w:t>
+        <w:t>{{municipio}}</w:t>
       </w:r>
       <w:r>
         <w:rPr>
